--- a/tables/PSA_summary_table.docx
+++ b/tables/PSA_summary_table.docx
@@ -38,7 +38,7 @@
                 <w:rFonts w:ascii="Calibri" w:hAnsi="Calibri"/>
                 <w:sz w:val="20"/>
               </w:rPr>
-              <w:t xml:space="default">Strategy</w:t>
+              <w:t xml:space="default">Mean cost change</w:t>
             </w:r>
           </w:p>
         </w:tc>
@@ -60,7 +60,7 @@
                 <w:rFonts w:ascii="Calibri" w:hAnsi="Calibri"/>
                 <w:sz w:val="20"/>
               </w:rPr>
-              <w:t xml:space="default">Total Probability</w:t>
+              <w:t xml:space="default">Mean QALY change</w:t>
             </w:r>
           </w:p>
         </w:tc>
@@ -82,7 +82,7 @@
                 <w:rFonts w:ascii="Calibri" w:hAnsi="Calibri"/>
                 <w:sz w:val="20"/>
               </w:rPr>
-              <w:t xml:space="default">Total Expected Cost</w:t>
+              <w:t xml:space="default">Mean NMB</w:t>
             </w:r>
           </w:p>
         </w:tc>
@@ -104,7 +104,7 @@
                 <w:rFonts w:ascii="Calibri" w:hAnsi="Calibri"/>
                 <w:sz w:val="20"/>
               </w:rPr>
-              <w:t xml:space="default">Total Expected QALY</w:t>
+              <w:t xml:space="default">Probability of cost effectiveness</w:t>
             </w:r>
           </w:p>
         </w:tc>
@@ -127,7 +127,7 @@
                 <w:rFonts w:ascii="Calibri" w:hAnsi="Calibri"/>
                 <w:sz w:val="20"/>
               </w:rPr>
-              <w:t xml:space="default">Net Monetary Value</w:t>
+              <w:t xml:space="default">Estimated value of perfect information</w:t>
             </w:r>
           </w:p>
         </w:tc>
@@ -149,14 +149,14 @@
             <w:pPr>
               <w:spacing w:before="0" w:after="60"/>
               <w:keepNext/>
-              <w:jc w:val="start"/>
+              <w:jc w:val="end"/>
             </w:pPr>
             <w:r>
               <w:rPr>
                 <w:rFonts w:ascii="Calibri" w:hAnsi="Calibri"/>
                 <w:sz w:val="20"/>
               </w:rPr>
-              <w:t xml:space="default">No Screening</w:t>
+              <w:t xml:space="default">-28.94198</w:t>
             </w:r>
           </w:p>
         </w:tc>
@@ -180,7 +180,7 @@
                 <w:rFonts w:ascii="Calibri" w:hAnsi="Calibri"/>
                 <w:sz w:val="20"/>
               </w:rPr>
-              <w:t xml:space="default">1</w:t>
+              <w:t xml:space="default">-0.04049631</w:t>
             </w:r>
           </w:p>
         </w:tc>
@@ -204,7 +204,7 @@
                 <w:rFonts w:ascii="Calibri" w:hAnsi="Calibri"/>
                 <w:sz w:val="20"/>
               </w:rPr>
-              <w:t xml:space="default">275.3798</w:t>
+              <w:t xml:space="default">-4020.689</w:t>
             </w:r>
           </w:p>
         </w:tc>
@@ -228,7 +228,7 @@
                 <w:rFonts w:ascii="Calibri" w:hAnsi="Calibri"/>
                 <w:sz w:val="20"/>
               </w:rPr>
-              <w:t xml:space="default">2.358698</w:t>
+              <w:t xml:space="default">0.0857</w:t>
             </w:r>
           </w:p>
         </w:tc>
@@ -252,132 +252,7 @@
                 <w:rFonts w:ascii="Calibri" w:hAnsi="Calibri"/>
                 <w:sz w:val="20"/>
               </w:rPr>
-              <w:t xml:space="default">235594.5</w:t>
-            </w:r>
-          </w:p>
-        </w:tc>
-      </w:tr>
-      <w:tr>
-        <w:trPr>
-          <w:cantSplit/>
-        </w:trPr>
-        <w:tc>
-          <w:tcPr>
-            <w:tcBorders>
-              <w:top w:val="single" w:space="0" w:color="D3D3D3"/>
-              <w:bottom w:val="single" w:space="0" w:color="D3D3D3"/>
-              <w:start w:val="single" w:space="0" w:color="D3D3D3"/>
-              <w:end w:val="single" w:space="0" w:color="D3D3D3"/>
-            </w:tcBorders>
-          </w:tcPr>
-          <w:p>
-            <w:pPr>
-              <w:spacing w:before="0" w:after="60"/>
-              <w:keepNext/>
-              <w:jc w:val="start"/>
-            </w:pPr>
-            <w:r>
-              <w:rPr>
-                <w:rFonts w:ascii="Calibri" w:hAnsi="Calibri"/>
-                <w:sz w:val="20"/>
-              </w:rPr>
-              <w:t xml:space="default">Screening</w:t>
-            </w:r>
-          </w:p>
-        </w:tc>
-        <w:tc>
-          <w:tcPr>
-            <w:tcBorders>
-              <w:top w:val="single" w:space="0" w:color="D3D3D3"/>
-              <w:bottom w:val="single" w:space="0" w:color="D3D3D3"/>
-              <w:start w:val="single" w:space="0" w:color="D3D3D3"/>
-              <w:end w:val="single" w:space="0" w:color="D3D3D3"/>
-            </w:tcBorders>
-          </w:tcPr>
-          <w:p>
-            <w:pPr>
-              <w:spacing w:before="0" w:after="60"/>
-              <w:keepNext/>
-              <w:jc w:val="end"/>
-            </w:pPr>
-            <w:r>
-              <w:rPr>
-                <w:rFonts w:ascii="Calibri" w:hAnsi="Calibri"/>
-                <w:sz w:val="20"/>
-              </w:rPr>
-              <w:t xml:space="default">1</w:t>
-            </w:r>
-          </w:p>
-        </w:tc>
-        <w:tc>
-          <w:tcPr>
-            <w:tcBorders>
-              <w:top w:val="single" w:space="0" w:color="D3D3D3"/>
-              <w:bottom w:val="single" w:space="0" w:color="D3D3D3"/>
-              <w:start w:val="single" w:space="0" w:color="D3D3D3"/>
-              <w:end w:val="single" w:space="0" w:color="D3D3D3"/>
-            </w:tcBorders>
-          </w:tcPr>
-          <w:p>
-            <w:pPr>
-              <w:spacing w:before="0" w:after="60"/>
-              <w:keepNext/>
-              <w:jc w:val="end"/>
-            </w:pPr>
-            <w:r>
-              <w:rPr>
-                <w:rFonts w:ascii="Calibri" w:hAnsi="Calibri"/>
-                <w:sz w:val="20"/>
-              </w:rPr>
-              <w:t xml:space="default">246.1490</w:t>
-            </w:r>
-          </w:p>
-        </w:tc>
-        <w:tc>
-          <w:tcPr>
-            <w:tcBorders>
-              <w:top w:val="single" w:space="0" w:color="D3D3D3"/>
-              <w:bottom w:val="single" w:space="0" w:color="D3D3D3"/>
-              <w:start w:val="single" w:space="0" w:color="D3D3D3"/>
-              <w:end w:val="single" w:space="0" w:color="D3D3D3"/>
-            </w:tcBorders>
-          </w:tcPr>
-          <w:p>
-            <w:pPr>
-              <w:spacing w:before="0" w:after="60"/>
-              <w:keepNext/>
-              <w:jc w:val="end"/>
-            </w:pPr>
-            <w:r>
-              <w:rPr>
-                <w:rFonts w:ascii="Calibri" w:hAnsi="Calibri"/>
-                <w:sz w:val="20"/>
-              </w:rPr>
-              <w:t xml:space="default">2.320034</w:t>
-            </w:r>
-          </w:p>
-        </w:tc>
-        <w:tc>
-          <w:tcPr>
-            <w:tcBorders>
-              <w:top w:val="single" w:space="0" w:color="D3D3D3"/>
-              <w:bottom w:val="single" w:space="0" w:color="D3D3D3"/>
-              <w:start w:val="single" w:space="0" w:color="D3D3D3"/>
-              <w:end w:val="single" w:space="0" w:color="D3D3D3"/>
-            </w:tcBorders>
-          </w:tcPr>
-          <w:p>
-            <w:pPr>
-              <w:spacing w:before="0" w:after="60"/>
-              <w:keepNext/>
-              <w:jc w:val="end"/>
-            </w:pPr>
-            <w:r>
-              <w:rPr>
-                <w:rFonts w:ascii="Calibri" w:hAnsi="Calibri"/>
-                <w:sz w:val="20"/>
-              </w:rPr>
-              <w:t xml:space="default">231757.3</w:t>
+              <w:t xml:space="default">3.557125</w:t>
             </w:r>
           </w:p>
         </w:tc>
@@ -388,7 +263,11 @@
         <w:pStyle w:val="FirstParagraph"/>
       </w:pPr>
     </w:p>
-    <w:sectPr/>
+    <w:sectPr>
+      <w:footnotePr>
+        <w:numRestart w:val="eachSect"/>
+      </w:footnotePr>
+    </w:sectPr>
   </w:body>
 </w:document>
 </file>
@@ -505,10 +384,10 @@
   <w:docDefaults>
     <w:rPrDefault>
       <w:rPr>
-        <w:rFonts w:asciiTheme="minorHAnsi" w:cstheme="minorBidi" w:eastAsiaTheme="minorHAnsi" w:hAnsiTheme="minorHAnsi"/>
+        <w:rFonts w:asciiTheme="minorHAnsi" w:cstheme="minorBidi" w:eastAsiaTheme="minorEastAsia" w:hAnsiTheme="minorHAnsi"/>
         <w:sz w:val="24"/>
         <w:szCs w:val="24"/>
-        <w:lang w:bidi="ar-SA" w:eastAsia="en-US" w:val="en-US"/>
+        <w:lang w:bidi="ar-SA" w:eastAsia="zh-CN" w:val="en-US"/>
       </w:rPr>
     </w:rPrDefault>
     <w:pPrDefault>
@@ -560,8 +439,6 @@
     </w:pPr>
     <w:rPr>
       <w:rFonts w:asciiTheme="majorHAnsi" w:cstheme="majorBidi" w:eastAsiaTheme="majorEastAsia" w:hAnsiTheme="majorHAnsi"/>
-      <w:spacing w:val="-10"/>
-      <w:kern w:val="28"/>
       <w:sz w:val="56"/>
       <w:szCs w:val="56"/>
     </w:rPr>
@@ -574,8 +451,6 @@
     <w:rsid w:val="00A10FD9"/>
     <w:rPr>
       <w:rFonts w:asciiTheme="majorHAnsi" w:cstheme="majorBidi" w:eastAsiaTheme="majorEastAsia" w:hAnsiTheme="majorHAnsi"/>
-      <w:spacing w:val="-10"/>
-      <w:kern w:val="28"/>
       <w:sz w:val="56"/>
       <w:szCs w:val="56"/>
     </w:rPr>
@@ -616,23 +491,31 @@
   </w:style>
   <w:style w:customStyle="1" w:styleId="Author" w:type="paragraph">
     <w:name w:val="Author"/>
+    <w:basedOn w:val="Title"/>
     <w:next w:val="BodyText"/>
     <w:qFormat/>
     <w:pPr>
       <w:keepNext/>
       <w:keepLines/>
-      <w:jc w:val="center"/>
-    </w:pPr>
+    </w:pPr>
+    <w:rPr>
+      <w:sz w:val="24"/>
+      <w:szCs w:val="24"/>
+    </w:rPr>
   </w:style>
   <w:style w:styleId="Date" w:type="paragraph">
     <w:name w:val="Date"/>
+    <w:basedOn w:val="Title"/>
     <w:next w:val="BodyText"/>
     <w:qFormat/>
     <w:pPr>
       <w:keepNext/>
       <w:keepLines/>
-      <w:jc w:val="center"/>
-    </w:pPr>
+    </w:pPr>
+    <w:rPr>
+      <w:sz w:val="24"/>
+      <w:szCs w:val="24"/>
+    </w:rPr>
   </w:style>
   <w:style w:customStyle="1" w:styleId="AbstractTitle" w:type="paragraph">
     <w:name w:val="Abstract Title"/>
@@ -1045,13 +928,6 @@
       </w:tblCellMar>
     </w:tblPr>
     <w:tblStylePr w:type="firstRow">
-      <w:tblPr>
-        <w:jc w:val="left"/>
-        <w:tblInd w:type="dxa" w:w="0"/>
-      </w:tblPr>
-      <w:trPr>
-        <w:jc w:val="left"/>
-      </w:trPr>
       <w:tcPr>
         <w:tcBorders>
           <w:bottom w:val="single"/>
